--- a/개인/생활·가정/여행계획표.docx
+++ b/개인/생활·가정/여행계획표.docx
@@ -4,7 +4,7 @@
   <w:body>
     <w:p>
       <w:pPr>
-        <w:spacing w:after="34" w:before="0" w:line="312" w:lineRule="auto"/>
+        <w:spacing w:after="37" w:before="0" w:line="312" w:lineRule="auto"/>
         <w:jc w:val="center"/>
       </w:pPr>
       <w:r>
@@ -19,7 +19,7 @@
     </w:p>
     <w:p>
       <w:pPr>
-        <w:spacing w:after="85" w:before="0" w:line="312" w:lineRule="auto"/>
+        <w:spacing w:after="92" w:before="0" w:line="312" w:lineRule="auto"/>
         <w:jc w:val="left"/>
         <w:pBdr>
           <w:bottom w:val="single" w:sz="14" w:space="2" w:color="24384F"/>
@@ -35,7 +35,7 @@
     </w:p>
     <w:p>
       <w:pPr>
-        <w:spacing w:after="34" w:before="68" w:line="312" w:lineRule="auto"/>
+        <w:spacing w:after="37" w:before="74" w:line="312" w:lineRule="auto"/>
         <w:jc w:val="left"/>
         <w:pBdr>
           <w:bottom w:val="single" w:sz="6" w:space="2" w:color="C9D2DD"/>
@@ -76,7 +76,7 @@
       </w:tblGrid>
       <w:tr>
         <w:trPr>
-          <w:trHeight w:val="385" w:hRule="atLeast"/>
+          <w:trHeight w:val="417" w:hRule="atLeast"/>
         </w:trPr>
         <w:tc>
           <w:tcPr>
@@ -191,7 +191,7 @@
       </w:tr>
       <w:tr>
         <w:trPr>
-          <w:trHeight w:val="385" w:hRule="atLeast"/>
+          <w:trHeight w:val="417" w:hRule="atLeast"/>
         </w:trPr>
         <w:tc>
           <w:tcPr>
@@ -306,7 +306,7 @@
       </w:tr>
       <w:tr>
         <w:trPr>
-          <w:trHeight w:val="385" w:hRule="atLeast"/>
+          <w:trHeight w:val="417" w:hRule="atLeast"/>
         </w:trPr>
         <w:tc>
           <w:tcPr>
@@ -423,7 +423,7 @@
       </w:tr>
       <w:tr>
         <w:trPr>
-          <w:trHeight w:val="385" w:hRule="atLeast"/>
+          <w:trHeight w:val="417" w:hRule="atLeast"/>
         </w:trPr>
         <w:tc>
           <w:tcPr>
@@ -539,7 +539,7 @@
     </w:tbl>
     <w:p>
       <w:pPr>
-        <w:spacing w:after="34" w:before="0" w:line="312" w:lineRule="auto"/>
+        <w:spacing w:after="37" w:before="0" w:line="312" w:lineRule="auto"/>
         <w:jc w:val="left"/>
       </w:pPr>
       <w:r>
@@ -552,7 +552,7 @@
     </w:p>
     <w:p>
       <w:pPr>
-        <w:spacing w:after="34" w:before="68" w:line="312" w:lineRule="auto"/>
+        <w:spacing w:after="37" w:before="74" w:line="312" w:lineRule="auto"/>
         <w:jc w:val="left"/>
         <w:pBdr>
           <w:bottom w:val="single" w:sz="6" w:space="2" w:color="C9D2DD"/>
@@ -595,7 +595,7 @@
       </w:tblGrid>
       <w:tr>
         <w:trPr>
-          <w:trHeight w:val="385" w:hRule="atLeast"/>
+          <w:trHeight w:val="417" w:hRule="atLeast"/>
         </w:trPr>
         <w:tc>
           <w:tcPr>
@@ -774,7 +774,7 @@
       </w:tr>
       <w:tr>
         <w:trPr>
-          <w:trHeight w:val="385" w:hRule="atLeast"/>
+          <w:trHeight w:val="417" w:hRule="atLeast"/>
         </w:trPr>
         <w:tc>
           <w:tcPr>
@@ -790,7 +790,7 @@
           <w:p>
             <w:pPr>
               <w:spacing w:after="0" w:line="312" w:lineRule="auto"/>
-              <w:jc w:val="left"/>
+              <w:jc w:val="center"/>
             </w:pPr>
             <w:r/>
             <w:r>
@@ -816,7 +816,7 @@
           <w:p>
             <w:pPr>
               <w:spacing w:after="0" w:line="312" w:lineRule="auto"/>
-              <w:jc w:val="left"/>
+              <w:jc w:val="center"/>
             </w:pPr>
             <w:r/>
             <w:r>
@@ -842,7 +842,7 @@
           <w:p>
             <w:pPr>
               <w:spacing w:after="0" w:line="312" w:lineRule="auto"/>
-              <w:jc w:val="left"/>
+              <w:jc w:val="center"/>
             </w:pPr>
             <w:r/>
             <w:r>
@@ -868,7 +868,7 @@
           <w:p>
             <w:pPr>
               <w:spacing w:after="0" w:line="312" w:lineRule="auto"/>
-              <w:jc w:val="left"/>
+              <w:jc w:val="center"/>
             </w:pPr>
             <w:r/>
             <w:r>
@@ -894,7 +894,7 @@
           <w:p>
             <w:pPr>
               <w:spacing w:after="0" w:line="312" w:lineRule="auto"/>
-              <w:jc w:val="left"/>
+              <w:jc w:val="center"/>
             </w:pPr>
             <w:r/>
             <w:r>
@@ -920,7 +920,7 @@
           <w:p>
             <w:pPr>
               <w:spacing w:after="0" w:line="312" w:lineRule="auto"/>
-              <w:jc w:val="left"/>
+              <w:jc w:val="center"/>
             </w:pPr>
             <w:r/>
             <w:r>
@@ -935,7 +935,7 @@
       </w:tr>
       <w:tr>
         <w:trPr>
-          <w:trHeight w:val="385" w:hRule="atLeast"/>
+          <w:trHeight w:val="417" w:hRule="atLeast"/>
         </w:trPr>
         <w:tc>
           <w:tcPr>
@@ -951,7 +951,7 @@
           <w:p>
             <w:pPr>
               <w:spacing w:after="0" w:line="312" w:lineRule="auto"/>
-              <w:jc w:val="left"/>
+              <w:jc w:val="center"/>
             </w:pPr>
             <w:r/>
             <w:r>
@@ -977,7 +977,7 @@
           <w:p>
             <w:pPr>
               <w:spacing w:after="0" w:line="312" w:lineRule="auto"/>
-              <w:jc w:val="left"/>
+              <w:jc w:val="center"/>
             </w:pPr>
             <w:r/>
             <w:r>
@@ -1003,7 +1003,7 @@
           <w:p>
             <w:pPr>
               <w:spacing w:after="0" w:line="312" w:lineRule="auto"/>
-              <w:jc w:val="left"/>
+              <w:jc w:val="center"/>
             </w:pPr>
             <w:r/>
             <w:r>
@@ -1029,7 +1029,7 @@
           <w:p>
             <w:pPr>
               <w:spacing w:after="0" w:line="312" w:lineRule="auto"/>
-              <w:jc w:val="left"/>
+              <w:jc w:val="center"/>
             </w:pPr>
             <w:r/>
             <w:r>
@@ -1055,7 +1055,7 @@
           <w:p>
             <w:pPr>
               <w:spacing w:after="0" w:line="312" w:lineRule="auto"/>
-              <w:jc w:val="left"/>
+              <w:jc w:val="center"/>
             </w:pPr>
             <w:r/>
             <w:r>
@@ -1081,7 +1081,7 @@
           <w:p>
             <w:pPr>
               <w:spacing w:after="0" w:line="312" w:lineRule="auto"/>
-              <w:jc w:val="left"/>
+              <w:jc w:val="center"/>
             </w:pPr>
             <w:r/>
             <w:r>
@@ -1096,7 +1096,7 @@
       </w:tr>
       <w:tr>
         <w:trPr>
-          <w:trHeight w:val="385" w:hRule="atLeast"/>
+          <w:trHeight w:val="417" w:hRule="atLeast"/>
         </w:trPr>
         <w:tc>
           <w:tcPr>
@@ -1112,7 +1112,7 @@
           <w:p>
             <w:pPr>
               <w:spacing w:after="0" w:line="312" w:lineRule="auto"/>
-              <w:jc w:val="left"/>
+              <w:jc w:val="center"/>
             </w:pPr>
             <w:r/>
             <w:r>
@@ -1138,7 +1138,7 @@
           <w:p>
             <w:pPr>
               <w:spacing w:after="0" w:line="312" w:lineRule="auto"/>
-              <w:jc w:val="left"/>
+              <w:jc w:val="center"/>
             </w:pPr>
             <w:r/>
             <w:r>
@@ -1164,7 +1164,7 @@
           <w:p>
             <w:pPr>
               <w:spacing w:after="0" w:line="312" w:lineRule="auto"/>
-              <w:jc w:val="left"/>
+              <w:jc w:val="center"/>
             </w:pPr>
             <w:r/>
             <w:r>
@@ -1190,7 +1190,7 @@
           <w:p>
             <w:pPr>
               <w:spacing w:after="0" w:line="312" w:lineRule="auto"/>
-              <w:jc w:val="left"/>
+              <w:jc w:val="center"/>
             </w:pPr>
             <w:r/>
             <w:r>
@@ -1216,7 +1216,7 @@
           <w:p>
             <w:pPr>
               <w:spacing w:after="0" w:line="312" w:lineRule="auto"/>
-              <w:jc w:val="left"/>
+              <w:jc w:val="center"/>
             </w:pPr>
             <w:r/>
             <w:r>
@@ -1242,7 +1242,7 @@
           <w:p>
             <w:pPr>
               <w:spacing w:after="0" w:line="312" w:lineRule="auto"/>
-              <w:jc w:val="left"/>
+              <w:jc w:val="center"/>
             </w:pPr>
             <w:r/>
             <w:r>
@@ -1257,7 +1257,7 @@
       </w:tr>
       <w:tr>
         <w:trPr>
-          <w:trHeight w:val="385" w:hRule="atLeast"/>
+          <w:trHeight w:val="417" w:hRule="atLeast"/>
         </w:trPr>
         <w:tc>
           <w:tcPr>
@@ -1273,7 +1273,7 @@
           <w:p>
             <w:pPr>
               <w:spacing w:after="0" w:line="312" w:lineRule="auto"/>
-              <w:jc w:val="left"/>
+              <w:jc w:val="center"/>
             </w:pPr>
             <w:r/>
             <w:r>
@@ -1299,7 +1299,7 @@
           <w:p>
             <w:pPr>
               <w:spacing w:after="0" w:line="312" w:lineRule="auto"/>
-              <w:jc w:val="left"/>
+              <w:jc w:val="center"/>
             </w:pPr>
             <w:r/>
             <w:r>
@@ -1325,7 +1325,7 @@
           <w:p>
             <w:pPr>
               <w:spacing w:after="0" w:line="312" w:lineRule="auto"/>
-              <w:jc w:val="left"/>
+              <w:jc w:val="center"/>
             </w:pPr>
             <w:r/>
             <w:r>
@@ -1351,7 +1351,7 @@
           <w:p>
             <w:pPr>
               <w:spacing w:after="0" w:line="312" w:lineRule="auto"/>
-              <w:jc w:val="left"/>
+              <w:jc w:val="center"/>
             </w:pPr>
             <w:r/>
             <w:r>
@@ -1377,7 +1377,7 @@
           <w:p>
             <w:pPr>
               <w:spacing w:after="0" w:line="312" w:lineRule="auto"/>
-              <w:jc w:val="left"/>
+              <w:jc w:val="center"/>
             </w:pPr>
             <w:r/>
             <w:r>
@@ -1403,7 +1403,7 @@
           <w:p>
             <w:pPr>
               <w:spacing w:after="0" w:line="312" w:lineRule="auto"/>
-              <w:jc w:val="left"/>
+              <w:jc w:val="center"/>
             </w:pPr>
             <w:r/>
             <w:r>
@@ -1418,7 +1418,7 @@
       </w:tr>
       <w:tr>
         <w:trPr>
-          <w:trHeight w:val="385" w:hRule="atLeast"/>
+          <w:trHeight w:val="417" w:hRule="atLeast"/>
         </w:trPr>
         <w:tc>
           <w:tcPr>
@@ -1434,7 +1434,7 @@
           <w:p>
             <w:pPr>
               <w:spacing w:after="0" w:line="312" w:lineRule="auto"/>
-              <w:jc w:val="left"/>
+              <w:jc w:val="center"/>
             </w:pPr>
             <w:r/>
             <w:r>
@@ -1460,7 +1460,7 @@
           <w:p>
             <w:pPr>
               <w:spacing w:after="0" w:line="312" w:lineRule="auto"/>
-              <w:jc w:val="left"/>
+              <w:jc w:val="center"/>
             </w:pPr>
             <w:r/>
             <w:r>
@@ -1486,7 +1486,7 @@
           <w:p>
             <w:pPr>
               <w:spacing w:after="0" w:line="312" w:lineRule="auto"/>
-              <w:jc w:val="left"/>
+              <w:jc w:val="center"/>
             </w:pPr>
             <w:r/>
             <w:r>
@@ -1512,7 +1512,7 @@
           <w:p>
             <w:pPr>
               <w:spacing w:after="0" w:line="312" w:lineRule="auto"/>
-              <w:jc w:val="left"/>
+              <w:jc w:val="center"/>
             </w:pPr>
             <w:r/>
             <w:r>
@@ -1538,7 +1538,7 @@
           <w:p>
             <w:pPr>
               <w:spacing w:after="0" w:line="312" w:lineRule="auto"/>
-              <w:jc w:val="left"/>
+              <w:jc w:val="center"/>
             </w:pPr>
             <w:r/>
             <w:r>
@@ -1564,7 +1564,7 @@
           <w:p>
             <w:pPr>
               <w:spacing w:after="0" w:line="312" w:lineRule="auto"/>
-              <w:jc w:val="left"/>
+              <w:jc w:val="center"/>
             </w:pPr>
             <w:r/>
             <w:r>
@@ -1579,7 +1579,7 @@
       </w:tr>
       <w:tr>
         <w:trPr>
-          <w:trHeight w:val="385" w:hRule="atLeast"/>
+          <w:trHeight w:val="417" w:hRule="atLeast"/>
         </w:trPr>
         <w:tc>
           <w:tcPr>
@@ -1595,7 +1595,7 @@
           <w:p>
             <w:pPr>
               <w:spacing w:after="0" w:line="312" w:lineRule="auto"/>
-              <w:jc w:val="left"/>
+              <w:jc w:val="center"/>
             </w:pPr>
             <w:r/>
             <w:r>
@@ -1621,7 +1621,7 @@
           <w:p>
             <w:pPr>
               <w:spacing w:after="0" w:line="312" w:lineRule="auto"/>
-              <w:jc w:val="left"/>
+              <w:jc w:val="center"/>
             </w:pPr>
             <w:r/>
             <w:r>
@@ -1647,7 +1647,7 @@
           <w:p>
             <w:pPr>
               <w:spacing w:after="0" w:line="312" w:lineRule="auto"/>
-              <w:jc w:val="left"/>
+              <w:jc w:val="center"/>
             </w:pPr>
             <w:r/>
             <w:r>
@@ -1673,7 +1673,7 @@
           <w:p>
             <w:pPr>
               <w:spacing w:after="0" w:line="312" w:lineRule="auto"/>
-              <w:jc w:val="left"/>
+              <w:jc w:val="center"/>
             </w:pPr>
             <w:r/>
             <w:r>
@@ -1699,7 +1699,7 @@
           <w:p>
             <w:pPr>
               <w:spacing w:after="0" w:line="312" w:lineRule="auto"/>
-              <w:jc w:val="left"/>
+              <w:jc w:val="center"/>
             </w:pPr>
             <w:r/>
             <w:r>
@@ -1725,7 +1725,7 @@
           <w:p>
             <w:pPr>
               <w:spacing w:after="0" w:line="312" w:lineRule="auto"/>
-              <w:jc w:val="left"/>
+              <w:jc w:val="center"/>
             </w:pPr>
             <w:r/>
             <w:r>
@@ -1740,7 +1740,7 @@
       </w:tr>
       <w:tr>
         <w:trPr>
-          <w:trHeight w:val="385" w:hRule="atLeast"/>
+          <w:trHeight w:val="417" w:hRule="atLeast"/>
         </w:trPr>
         <w:tc>
           <w:tcPr>
@@ -1756,7 +1756,7 @@
           <w:p>
             <w:pPr>
               <w:spacing w:after="0" w:line="312" w:lineRule="auto"/>
-              <w:jc w:val="left"/>
+              <w:jc w:val="center"/>
             </w:pPr>
             <w:r/>
             <w:r>
@@ -1782,7 +1782,7 @@
           <w:p>
             <w:pPr>
               <w:spacing w:after="0" w:line="312" w:lineRule="auto"/>
-              <w:jc w:val="left"/>
+              <w:jc w:val="center"/>
             </w:pPr>
             <w:r/>
             <w:r>
@@ -1808,7 +1808,7 @@
           <w:p>
             <w:pPr>
               <w:spacing w:after="0" w:line="312" w:lineRule="auto"/>
-              <w:jc w:val="left"/>
+              <w:jc w:val="center"/>
             </w:pPr>
             <w:r/>
             <w:r>
@@ -1834,7 +1834,7 @@
           <w:p>
             <w:pPr>
               <w:spacing w:after="0" w:line="312" w:lineRule="auto"/>
-              <w:jc w:val="left"/>
+              <w:jc w:val="center"/>
             </w:pPr>
             <w:r/>
             <w:r>
@@ -1860,7 +1860,7 @@
           <w:p>
             <w:pPr>
               <w:spacing w:after="0" w:line="312" w:lineRule="auto"/>
-              <w:jc w:val="left"/>
+              <w:jc w:val="center"/>
             </w:pPr>
             <w:r/>
             <w:r>
@@ -1886,7 +1886,7 @@
           <w:p>
             <w:pPr>
               <w:spacing w:after="0" w:line="312" w:lineRule="auto"/>
-              <w:jc w:val="left"/>
+              <w:jc w:val="center"/>
             </w:pPr>
             <w:r/>
             <w:r>
@@ -1901,7 +1901,7 @@
       </w:tr>
       <w:tr>
         <w:trPr>
-          <w:trHeight w:val="385" w:hRule="atLeast"/>
+          <w:trHeight w:val="417" w:hRule="atLeast"/>
         </w:trPr>
         <w:tc>
           <w:tcPr>
@@ -1917,7 +1917,7 @@
           <w:p>
             <w:pPr>
               <w:spacing w:after="0" w:line="312" w:lineRule="auto"/>
-              <w:jc w:val="left"/>
+              <w:jc w:val="center"/>
             </w:pPr>
             <w:r/>
             <w:r>
@@ -1943,7 +1943,7 @@
           <w:p>
             <w:pPr>
               <w:spacing w:after="0" w:line="312" w:lineRule="auto"/>
-              <w:jc w:val="left"/>
+              <w:jc w:val="center"/>
             </w:pPr>
             <w:r/>
             <w:r>
@@ -1969,7 +1969,7 @@
           <w:p>
             <w:pPr>
               <w:spacing w:after="0" w:line="312" w:lineRule="auto"/>
-              <w:jc w:val="left"/>
+              <w:jc w:val="center"/>
             </w:pPr>
             <w:r/>
             <w:r>
@@ -1995,7 +1995,7 @@
           <w:p>
             <w:pPr>
               <w:spacing w:after="0" w:line="312" w:lineRule="auto"/>
-              <w:jc w:val="left"/>
+              <w:jc w:val="center"/>
             </w:pPr>
             <w:r/>
             <w:r>
@@ -2021,7 +2021,7 @@
           <w:p>
             <w:pPr>
               <w:spacing w:after="0" w:line="312" w:lineRule="auto"/>
-              <w:jc w:val="left"/>
+              <w:jc w:val="center"/>
             </w:pPr>
             <w:r/>
             <w:r>
@@ -2047,7 +2047,7 @@
           <w:p>
             <w:pPr>
               <w:spacing w:after="0" w:line="312" w:lineRule="auto"/>
-              <w:jc w:val="left"/>
+              <w:jc w:val="center"/>
             </w:pPr>
             <w:r/>
             <w:r>
@@ -2062,7 +2062,7 @@
       </w:tr>
       <w:tr>
         <w:trPr>
-          <w:trHeight w:val="385" w:hRule="atLeast"/>
+          <w:trHeight w:val="417" w:hRule="atLeast"/>
         </w:trPr>
         <w:tc>
           <w:tcPr>
@@ -2078,7 +2078,7 @@
           <w:p>
             <w:pPr>
               <w:spacing w:after="0" w:line="312" w:lineRule="auto"/>
-              <w:jc w:val="left"/>
+              <w:jc w:val="center"/>
             </w:pPr>
             <w:r/>
             <w:r>
@@ -2104,7 +2104,7 @@
           <w:p>
             <w:pPr>
               <w:spacing w:after="0" w:line="312" w:lineRule="auto"/>
-              <w:jc w:val="left"/>
+              <w:jc w:val="center"/>
             </w:pPr>
             <w:r/>
             <w:r>
@@ -2130,7 +2130,7 @@
           <w:p>
             <w:pPr>
               <w:spacing w:after="0" w:line="312" w:lineRule="auto"/>
-              <w:jc w:val="left"/>
+              <w:jc w:val="center"/>
             </w:pPr>
             <w:r/>
             <w:r>
@@ -2156,7 +2156,7 @@
           <w:p>
             <w:pPr>
               <w:spacing w:after="0" w:line="312" w:lineRule="auto"/>
-              <w:jc w:val="left"/>
+              <w:jc w:val="center"/>
             </w:pPr>
             <w:r/>
             <w:r>
@@ -2182,7 +2182,7 @@
           <w:p>
             <w:pPr>
               <w:spacing w:after="0" w:line="312" w:lineRule="auto"/>
-              <w:jc w:val="left"/>
+              <w:jc w:val="center"/>
             </w:pPr>
             <w:r/>
             <w:r>
@@ -2208,7 +2208,7 @@
           <w:p>
             <w:pPr>
               <w:spacing w:after="0" w:line="312" w:lineRule="auto"/>
-              <w:jc w:val="left"/>
+              <w:jc w:val="center"/>
             </w:pPr>
             <w:r/>
             <w:r>
@@ -2223,7 +2223,7 @@
       </w:tr>
       <w:tr>
         <w:trPr>
-          <w:trHeight w:val="385" w:hRule="atLeast"/>
+          <w:trHeight w:val="417" w:hRule="atLeast"/>
         </w:trPr>
         <w:tc>
           <w:tcPr>
@@ -2239,7 +2239,7 @@
           <w:p>
             <w:pPr>
               <w:spacing w:after="0" w:line="312" w:lineRule="auto"/>
-              <w:jc w:val="left"/>
+              <w:jc w:val="center"/>
             </w:pPr>
             <w:r/>
             <w:r>
@@ -2265,7 +2265,7 @@
           <w:p>
             <w:pPr>
               <w:spacing w:after="0" w:line="312" w:lineRule="auto"/>
-              <w:jc w:val="left"/>
+              <w:jc w:val="center"/>
             </w:pPr>
             <w:r/>
             <w:r>
@@ -2291,7 +2291,7 @@
           <w:p>
             <w:pPr>
               <w:spacing w:after="0" w:line="312" w:lineRule="auto"/>
-              <w:jc w:val="left"/>
+              <w:jc w:val="center"/>
             </w:pPr>
             <w:r/>
             <w:r>
@@ -2317,7 +2317,7 @@
           <w:p>
             <w:pPr>
               <w:spacing w:after="0" w:line="312" w:lineRule="auto"/>
-              <w:jc w:val="left"/>
+              <w:jc w:val="center"/>
             </w:pPr>
             <w:r/>
             <w:r>
@@ -2343,7 +2343,7 @@
           <w:p>
             <w:pPr>
               <w:spacing w:after="0" w:line="312" w:lineRule="auto"/>
-              <w:jc w:val="left"/>
+              <w:jc w:val="center"/>
             </w:pPr>
             <w:r/>
             <w:r>
@@ -2369,7 +2369,7 @@
           <w:p>
             <w:pPr>
               <w:spacing w:after="0" w:line="312" w:lineRule="auto"/>
-              <w:jc w:val="left"/>
+              <w:jc w:val="center"/>
             </w:pPr>
             <w:r/>
             <w:r>
@@ -2385,7 +2385,7 @@
     </w:tbl>
     <w:p>
       <w:pPr>
-        <w:spacing w:after="34" w:before="0" w:line="312" w:lineRule="auto"/>
+        <w:spacing w:after="37" w:before="0" w:line="312" w:lineRule="auto"/>
         <w:jc w:val="left"/>
       </w:pPr>
       <w:r>
@@ -2398,7 +2398,7 @@
     </w:p>
     <w:p>
       <w:pPr>
-        <w:spacing w:after="34" w:before="68" w:line="312" w:lineRule="auto"/>
+        <w:spacing w:after="37" w:before="74" w:line="312" w:lineRule="auto"/>
         <w:jc w:val="left"/>
         <w:pBdr>
           <w:bottom w:val="single" w:sz="6" w:space="2" w:color="C9D2DD"/>
@@ -2439,7 +2439,7 @@
       </w:tblGrid>
       <w:tr>
         <w:trPr>
-          <w:trHeight w:val="337" w:hRule="atLeast"/>
+          <w:trHeight w:val="365" w:hRule="atLeast"/>
         </w:trPr>
         <w:tc>
           <w:tcPr>
@@ -2560,7 +2560,7 @@
       </w:tr>
       <w:tr>
         <w:trPr>
-          <w:trHeight w:val="337" w:hRule="atLeast"/>
+          <w:trHeight w:val="365" w:hRule="atLeast"/>
         </w:trPr>
         <w:tc>
           <w:tcPr>
@@ -2576,7 +2576,7 @@
           <w:p>
             <w:pPr>
               <w:spacing w:after="0" w:line="312" w:lineRule="auto"/>
-              <w:jc w:val="left"/>
+              <w:jc w:val="center"/>
             </w:pPr>
             <w:r/>
             <w:r>
@@ -2602,7 +2602,7 @@
           <w:p>
             <w:pPr>
               <w:spacing w:after="0" w:line="312" w:lineRule="auto"/>
-              <w:jc w:val="left"/>
+              <w:jc w:val="center"/>
             </w:pPr>
             <w:r/>
             <w:r>
@@ -2628,7 +2628,7 @@
           <w:p>
             <w:pPr>
               <w:spacing w:after="0" w:line="312" w:lineRule="auto"/>
-              <w:jc w:val="left"/>
+              <w:jc w:val="center"/>
             </w:pPr>
             <w:r/>
             <w:r>
@@ -2654,7 +2654,7 @@
           <w:p>
             <w:pPr>
               <w:spacing w:after="0" w:line="312" w:lineRule="auto"/>
-              <w:jc w:val="left"/>
+              <w:jc w:val="center"/>
             </w:pPr>
             <w:r/>
             <w:r>
@@ -2669,7 +2669,7 @@
       </w:tr>
       <w:tr>
         <w:trPr>
-          <w:trHeight w:val="337" w:hRule="atLeast"/>
+          <w:trHeight w:val="365" w:hRule="atLeast"/>
         </w:trPr>
         <w:tc>
           <w:tcPr>
@@ -2685,7 +2685,7 @@
           <w:p>
             <w:pPr>
               <w:spacing w:after="0" w:line="312" w:lineRule="auto"/>
-              <w:jc w:val="left"/>
+              <w:jc w:val="center"/>
             </w:pPr>
             <w:r/>
             <w:r>
@@ -2711,7 +2711,7 @@
           <w:p>
             <w:pPr>
               <w:spacing w:after="0" w:line="312" w:lineRule="auto"/>
-              <w:jc w:val="left"/>
+              <w:jc w:val="center"/>
             </w:pPr>
             <w:r/>
             <w:r>
@@ -2737,7 +2737,7 @@
           <w:p>
             <w:pPr>
               <w:spacing w:after="0" w:line="312" w:lineRule="auto"/>
-              <w:jc w:val="left"/>
+              <w:jc w:val="center"/>
             </w:pPr>
             <w:r/>
             <w:r>
@@ -2763,7 +2763,7 @@
           <w:p>
             <w:pPr>
               <w:spacing w:after="0" w:line="312" w:lineRule="auto"/>
-              <w:jc w:val="left"/>
+              <w:jc w:val="center"/>
             </w:pPr>
             <w:r/>
             <w:r>
@@ -2778,7 +2778,7 @@
       </w:tr>
       <w:tr>
         <w:trPr>
-          <w:trHeight w:val="337" w:hRule="atLeast"/>
+          <w:trHeight w:val="365" w:hRule="atLeast"/>
         </w:trPr>
         <w:tc>
           <w:tcPr>
@@ -2794,7 +2794,7 @@
           <w:p>
             <w:pPr>
               <w:spacing w:after="0" w:line="312" w:lineRule="auto"/>
-              <w:jc w:val="left"/>
+              <w:jc w:val="center"/>
             </w:pPr>
             <w:r/>
             <w:r>
@@ -2820,7 +2820,7 @@
           <w:p>
             <w:pPr>
               <w:spacing w:after="0" w:line="312" w:lineRule="auto"/>
-              <w:jc w:val="left"/>
+              <w:jc w:val="center"/>
             </w:pPr>
             <w:r/>
             <w:r>
@@ -2846,7 +2846,7 @@
           <w:p>
             <w:pPr>
               <w:spacing w:after="0" w:line="312" w:lineRule="auto"/>
-              <w:jc w:val="left"/>
+              <w:jc w:val="center"/>
             </w:pPr>
             <w:r/>
             <w:r>
@@ -2872,7 +2872,7 @@
           <w:p>
             <w:pPr>
               <w:spacing w:after="0" w:line="312" w:lineRule="auto"/>
-              <w:jc w:val="left"/>
+              <w:jc w:val="center"/>
             </w:pPr>
             <w:r/>
             <w:r>
@@ -2887,7 +2887,7 @@
       </w:tr>
       <w:tr>
         <w:trPr>
-          <w:trHeight w:val="337" w:hRule="atLeast"/>
+          <w:trHeight w:val="365" w:hRule="atLeast"/>
         </w:trPr>
         <w:tc>
           <w:tcPr>
@@ -2903,7 +2903,7 @@
           <w:p>
             <w:pPr>
               <w:spacing w:after="0" w:line="312" w:lineRule="auto"/>
-              <w:jc w:val="left"/>
+              <w:jc w:val="center"/>
             </w:pPr>
             <w:r/>
             <w:r>
@@ -2929,7 +2929,7 @@
           <w:p>
             <w:pPr>
               <w:spacing w:after="0" w:line="312" w:lineRule="auto"/>
-              <w:jc w:val="left"/>
+              <w:jc w:val="center"/>
             </w:pPr>
             <w:r/>
             <w:r>
@@ -2955,7 +2955,7 @@
           <w:p>
             <w:pPr>
               <w:spacing w:after="0" w:line="312" w:lineRule="auto"/>
-              <w:jc w:val="left"/>
+              <w:jc w:val="center"/>
             </w:pPr>
             <w:r/>
             <w:r>
@@ -2981,7 +2981,7 @@
           <w:p>
             <w:pPr>
               <w:spacing w:after="0" w:line="312" w:lineRule="auto"/>
-              <w:jc w:val="left"/>
+              <w:jc w:val="center"/>
             </w:pPr>
             <w:r/>
             <w:r>
@@ -2996,7 +2996,7 @@
       </w:tr>
       <w:tr>
         <w:trPr>
-          <w:trHeight w:val="337" w:hRule="atLeast"/>
+          <w:trHeight w:val="365" w:hRule="atLeast"/>
         </w:trPr>
         <w:tc>
           <w:tcPr>
@@ -3012,7 +3012,7 @@
           <w:p>
             <w:pPr>
               <w:spacing w:after="0" w:line="312" w:lineRule="auto"/>
-              <w:jc w:val="left"/>
+              <w:jc w:val="center"/>
             </w:pPr>
             <w:r/>
             <w:r>
@@ -3038,7 +3038,7 @@
           <w:p>
             <w:pPr>
               <w:spacing w:after="0" w:line="312" w:lineRule="auto"/>
-              <w:jc w:val="left"/>
+              <w:jc w:val="center"/>
             </w:pPr>
             <w:r/>
             <w:r>
@@ -3064,7 +3064,7 @@
           <w:p>
             <w:pPr>
               <w:spacing w:after="0" w:line="312" w:lineRule="auto"/>
-              <w:jc w:val="left"/>
+              <w:jc w:val="center"/>
             </w:pPr>
             <w:r/>
             <w:r>
@@ -3090,7 +3090,7 @@
           <w:p>
             <w:pPr>
               <w:spacing w:after="0" w:line="312" w:lineRule="auto"/>
-              <w:jc w:val="left"/>
+              <w:jc w:val="center"/>
             </w:pPr>
             <w:r/>
             <w:r>
@@ -3105,7 +3105,7 @@
       </w:tr>
       <w:tr>
         <w:trPr>
-          <w:trHeight w:val="337" w:hRule="atLeast"/>
+          <w:trHeight w:val="365" w:hRule="atLeast"/>
         </w:trPr>
         <w:tc>
           <w:tcPr>
@@ -3121,7 +3121,7 @@
           <w:p>
             <w:pPr>
               <w:spacing w:after="0" w:line="312" w:lineRule="auto"/>
-              <w:jc w:val="left"/>
+              <w:jc w:val="center"/>
             </w:pPr>
             <w:r/>
             <w:r>
@@ -3147,7 +3147,7 @@
           <w:p>
             <w:pPr>
               <w:spacing w:after="0" w:line="312" w:lineRule="auto"/>
-              <w:jc w:val="left"/>
+              <w:jc w:val="center"/>
             </w:pPr>
             <w:r/>
             <w:r>
@@ -3173,7 +3173,7 @@
           <w:p>
             <w:pPr>
               <w:spacing w:after="0" w:line="312" w:lineRule="auto"/>
-              <w:jc w:val="left"/>
+              <w:jc w:val="center"/>
             </w:pPr>
             <w:r/>
             <w:r>
@@ -3199,7 +3199,7 @@
           <w:p>
             <w:pPr>
               <w:spacing w:after="0" w:line="312" w:lineRule="auto"/>
-              <w:jc w:val="left"/>
+              <w:jc w:val="center"/>
             </w:pPr>
             <w:r/>
             <w:r>
@@ -3214,7 +3214,7 @@
       </w:tr>
       <w:tr>
         <w:trPr>
-          <w:trHeight w:val="337" w:hRule="atLeast"/>
+          <w:trHeight w:val="365" w:hRule="atLeast"/>
         </w:trPr>
         <w:tc>
           <w:tcPr>
@@ -3230,7 +3230,7 @@
           <w:p>
             <w:pPr>
               <w:spacing w:after="0" w:line="312" w:lineRule="auto"/>
-              <w:jc w:val="left"/>
+              <w:jc w:val="center"/>
             </w:pPr>
             <w:r/>
             <w:r>
@@ -3256,7 +3256,7 @@
           <w:p>
             <w:pPr>
               <w:spacing w:after="0" w:line="312" w:lineRule="auto"/>
-              <w:jc w:val="left"/>
+              <w:jc w:val="center"/>
             </w:pPr>
             <w:r/>
             <w:r>
@@ -3282,7 +3282,7 @@
           <w:p>
             <w:pPr>
               <w:spacing w:after="0" w:line="312" w:lineRule="auto"/>
-              <w:jc w:val="left"/>
+              <w:jc w:val="center"/>
             </w:pPr>
             <w:r/>
             <w:r>
@@ -3308,7 +3308,7 @@
           <w:p>
             <w:pPr>
               <w:spacing w:after="0" w:line="312" w:lineRule="auto"/>
-              <w:jc w:val="left"/>
+              <w:jc w:val="center"/>
             </w:pPr>
             <w:r/>
             <w:r>
@@ -3323,7 +3323,7 @@
       </w:tr>
       <w:tr>
         <w:trPr>
-          <w:trHeight w:val="337" w:hRule="atLeast"/>
+          <w:trHeight w:val="365" w:hRule="atLeast"/>
         </w:trPr>
         <w:tc>
           <w:tcPr>
@@ -3339,7 +3339,7 @@
           <w:p>
             <w:pPr>
               <w:spacing w:after="0" w:line="312" w:lineRule="auto"/>
-              <w:jc w:val="left"/>
+              <w:jc w:val="center"/>
             </w:pPr>
             <w:r/>
             <w:r>
@@ -3365,7 +3365,7 @@
           <w:p>
             <w:pPr>
               <w:spacing w:after="0" w:line="312" w:lineRule="auto"/>
-              <w:jc w:val="left"/>
+              <w:jc w:val="center"/>
             </w:pPr>
             <w:r/>
             <w:r>
@@ -3391,7 +3391,7 @@
           <w:p>
             <w:pPr>
               <w:spacing w:after="0" w:line="312" w:lineRule="auto"/>
-              <w:jc w:val="left"/>
+              <w:jc w:val="center"/>
             </w:pPr>
             <w:r/>
             <w:r>
@@ -3417,7 +3417,7 @@
           <w:p>
             <w:pPr>
               <w:spacing w:after="0" w:line="312" w:lineRule="auto"/>
-              <w:jc w:val="left"/>
+              <w:jc w:val="center"/>
             </w:pPr>
             <w:r/>
             <w:r>
@@ -3432,7 +3432,7 @@
       </w:tr>
       <w:tr>
         <w:trPr>
-          <w:trHeight w:val="337" w:hRule="atLeast"/>
+          <w:trHeight w:val="365" w:hRule="atLeast"/>
         </w:trPr>
         <w:tc>
           <w:tcPr>
@@ -3448,7 +3448,7 @@
           <w:p>
             <w:pPr>
               <w:spacing w:after="0" w:line="312" w:lineRule="auto"/>
-              <w:jc w:val="left"/>
+              <w:jc w:val="center"/>
             </w:pPr>
             <w:r/>
             <w:r>
@@ -3474,7 +3474,7 @@
           <w:p>
             <w:pPr>
               <w:spacing w:after="0" w:line="312" w:lineRule="auto"/>
-              <w:jc w:val="left"/>
+              <w:jc w:val="center"/>
             </w:pPr>
             <w:r/>
             <w:r>
@@ -3500,7 +3500,7 @@
           <w:p>
             <w:pPr>
               <w:spacing w:after="0" w:line="312" w:lineRule="auto"/>
-              <w:jc w:val="left"/>
+              <w:jc w:val="center"/>
             </w:pPr>
             <w:r/>
             <w:r>
@@ -3526,7 +3526,7 @@
           <w:p>
             <w:pPr>
               <w:spacing w:after="0" w:line="312" w:lineRule="auto"/>
-              <w:jc w:val="left"/>
+              <w:jc w:val="center"/>
             </w:pPr>
             <w:r/>
             <w:r>
@@ -3541,7 +3541,7 @@
       </w:tr>
       <w:tr>
         <w:trPr>
-          <w:trHeight w:val="337" w:hRule="atLeast"/>
+          <w:trHeight w:val="365" w:hRule="atLeast"/>
         </w:trPr>
         <w:tc>
           <w:tcPr>
@@ -3557,7 +3557,7 @@
           <w:p>
             <w:pPr>
               <w:spacing w:after="0" w:line="312" w:lineRule="auto"/>
-              <w:jc w:val="left"/>
+              <w:jc w:val="center"/>
             </w:pPr>
             <w:r/>
             <w:r>
@@ -3583,7 +3583,7 @@
           <w:p>
             <w:pPr>
               <w:spacing w:after="0" w:line="312" w:lineRule="auto"/>
-              <w:jc w:val="left"/>
+              <w:jc w:val="center"/>
             </w:pPr>
             <w:r/>
             <w:r>
@@ -3609,7 +3609,7 @@
           <w:p>
             <w:pPr>
               <w:spacing w:after="0" w:line="312" w:lineRule="auto"/>
-              <w:jc w:val="left"/>
+              <w:jc w:val="center"/>
             </w:pPr>
             <w:r/>
             <w:r>
@@ -3635,7 +3635,7 @@
           <w:p>
             <w:pPr>
               <w:spacing w:after="0" w:line="312" w:lineRule="auto"/>
-              <w:jc w:val="left"/>
+              <w:jc w:val="center"/>
             </w:pPr>
             <w:r/>
             <w:r>
@@ -3651,7 +3651,7 @@
     </w:tbl>
     <w:p>
       <w:pPr>
-        <w:spacing w:after="34" w:before="0" w:line="312" w:lineRule="auto"/>
+        <w:spacing w:after="37" w:before="0" w:line="312" w:lineRule="auto"/>
         <w:jc w:val="left"/>
       </w:pPr>
       <w:r>
@@ -3664,7 +3664,7 @@
     </w:p>
     <w:p>
       <w:pPr>
-        <w:spacing w:after="0" w:before="51" w:line="312" w:lineRule="auto"/>
+        <w:spacing w:after="0" w:before="55" w:line="312" w:lineRule="auto"/>
         <w:jc w:val="left"/>
       </w:pPr>
       <w:r>
